--- a/outputs/meridian_april_2026_findings_memo.docx
+++ b/outputs/meridian_april_2026_findings_memo.docx
@@ -57,7 +57,7 @@
           <w:sz w:val="22"/>
           <w:szCs w:val="22"/>
         </w:rPr>
-        <w:t xml:space="preserve">Honestly, the numbers underneath look solid: about $439,554,000 in corrected cash, $323,000,000 of available credit, and $762,554,000 of total liquidity across the eight funds. But I can't recommend sending this out yet. The cash file mixes two as-of dates, and per the README a consolidated report with mixed dates simply shouldn't be submitted.</w:t>
+        <w:t xml:space="preserve">Honestly, the numbers underneath look solid: about $439,554,000 in corrected cash, $323,000,000 of available credit, and $762,554,000 of total liquidity across the 8 funds. But I can't recommend sending this out yet. The cash file mixes as-of dates, and per the README a consolidated report with mixed dates simply shouldn't be submitted.</w:t>
       </w:r>
     </w:p>
     <w:p>
@@ -196,14 +196,14 @@
           <w:sz w:val="22"/>
           <w:szCs w:val="22"/>
         </w:rPr>
-        <w:t xml:space="preserve">High — MF-004 EUR balances use incorrect USD conversion (MF-004).</w:t>
-      </w:r>
-      <w:r>
-        <w:rPr>
-          <w:sz w:val="22"/>
-          <w:szCs w:val="22"/>
-        </w:rPr>
-        <w:t xml:space="preserve"> 2 EUR row(s) are overstated by $252,000 versus the CFO-approved 1.08 EUR/USD rate. </w:t>
+        <w:t xml:space="preserve">High — MF-004 balances use incorrect USD conversion (MF-004).</w:t>
+      </w:r>
+      <w:r>
+        <w:rPr>
+          <w:sz w:val="22"/>
+          <w:szCs w:val="22"/>
+        </w:rPr>
+        <w:t xml:space="preserve"> 2 EUR row(s) are overstated by $252,000 versus the CFO-approved rate(s) (1.08 EUR/USD). </w:t>
       </w:r>
       <w:r>
         <w:rPr>
